--- a/docs/学工信箱功能清单与工作量评估.docx
+++ b/docs/学工信箱功能清单与工作量评估.docx
@@ -117,7 +117,7 @@
           <w:b w:val="0"/>
           <w:sz w:val="26"/>
         </w:rPr>
-        <w:t>功能项数：47 项功能 + 5 项实施配套</w:t>
+        <w:t>功能项数：46 项功能 + 5 项实施配套</w:t>
       </w:r>
     </w:p>
     <w:p>
@@ -130,7 +130,7 @@
           <w:b w:val="0"/>
           <w:sz w:val="26"/>
         </w:rPr>
-        <w:t>工作量合计：70.4 人天</w:t>
+        <w:t>工作量合计：69.6 人天</w:t>
       </w:r>
     </w:p>
     <w:p>
@@ -203,7 +203,7 @@
           <w:b w:val="0"/>
           <w:sz w:val="24"/>
         </w:rPr>
-        <w:t>全文共梳理功能 47 项，划分为 6 个业务功能模块（A～F），功能开发工作量合计 60.4 人天；另含项目实施配套工作 5 项，合计 10 人天。本板块工作量总计 70.4 人天，按 4 人并行投入、18 个工作日交付（容量约 72 人天）。</w:t>
+        <w:t>全文共梳理功能 46 项，划分为 6 个业务功能模块（A～F），功能开发工作量合计 59.6 人天；另含项目实施配套工作 5 项，合计 10 人天。本板块工作量总计 69.6 人天，按 4 人并行投入、18 个工作日交付（容量约 72 人天）。</w:t>
       </w:r>
     </w:p>
     <w:p>
@@ -504,7 +504,7 @@
                 <w:b w:val="0"/>
                 <w:sz w:val="21"/>
               </w:rPr>
-              <w:t>写信提交、草稿、查询、撤回、补充材料、催办、满意度评价、申请二次办理</w:t>
+              <w:t>写信提交、草稿、我的信件、公开信件、撤回、补充材料、催办、满意度评价、申请二次办理</w:t>
             </w:r>
           </w:p>
         </w:tc>
@@ -2866,7 +2866,7 @@
                 <w:b w:val="0"/>
                 <w:sz w:val="19"/>
               </w:rPr>
-              <w:t>A-14</w:t>
+              <w:t>A-15</w:t>
             </w:r>
           </w:p>
         </w:tc>
@@ -2886,7 +2886,7 @@
                 <w:b w:val="0"/>
                 <w:sz w:val="19"/>
               </w:rPr>
-              <w:t>信件查询</w:t>
+              <w:t>附件上传与预览</w:t>
             </w:r>
           </w:p>
         </w:tc>
@@ -2906,7 +2906,7 @@
                 <w:b w:val="0"/>
                 <w:sz w:val="19"/>
               </w:rPr>
-              <w:t>学生</w:t>
+              <w:t>全部角色</w:t>
             </w:r>
           </w:p>
         </w:tc>
@@ -2926,7 +2926,7 @@
                 <w:b w:val="0"/>
                 <w:sz w:val="19"/>
               </w:rPr>
-              <w:t>凭信件编号精确查询办理进度；同时支持标题关键字、信件分类、事务分类、承办科室、状态（含待分派）、时间区间的组合筛选；查询结果中属本人的信件可直接进入详情并执行行内操作。</w:t>
+              <w:t>通用附件组件：点击选择或拖拽上传、多文件、类型与大小限制校验、上传进度、缩略图与文件信息展示、删除；图片类在线预览，文档类下载或在线预览；写信、补充材料、答复、制度文件等场景复用。</w:t>
             </w:r>
           </w:p>
         </w:tc>
@@ -2996,19 +2996,20 @@
           <w:tcPr>
             <w:tcW w:type="dxa" w:w="850"/>
             <w:vAlign w:val="center"/>
-          </w:tcPr>
-          <w:p>
-            <w:pPr>
-              <w:spacing w:before="30" w:after="30" w:line="240" w:lineRule="auto"/>
-              <w:jc w:val="center"/>
-            </w:pPr>
-            <w:r>
-              <w:rPr>
-                <w:rFonts w:ascii="Times New Roman" w:hAnsi="Times New Roman" w:eastAsia="宋体"/>
-                <w:b w:val="0"/>
-                <w:sz w:val="19"/>
-              </w:rPr>
-              <w:t>A-15</w:t>
+            <w:shd w:val="clear" w:fill="F2F7FB"/>
+          </w:tcPr>
+          <w:p>
+            <w:pPr>
+              <w:spacing w:before="30" w:after="30" w:line="240" w:lineRule="auto"/>
+              <w:jc w:val="center"/>
+            </w:pPr>
+            <w:r>
+              <w:rPr>
+                <w:rFonts w:ascii="Times New Roman" w:hAnsi="Times New Roman" w:eastAsia="宋体"/>
+                <w:b/>
+                <w:sz w:val="19"/>
+              </w:rPr>
+              <w:t>小计</w:t>
             </w:r>
           </w:p>
         </w:tc>
@@ -3016,6 +3017,7 @@
           <w:tcPr>
             <w:tcW w:type="dxa" w:w="1701"/>
             <w:vAlign w:val="center"/>
+            <w:shd w:val="clear" w:fill="F2F7FB"/>
           </w:tcPr>
           <w:p>
             <w:pPr>
@@ -3025,10 +3027,10 @@
             <w:r>
               <w:rPr>
                 <w:rFonts w:ascii="Times New Roman" w:hAnsi="Times New Roman" w:eastAsia="宋体"/>
-                <w:b w:val="0"/>
-                <w:sz w:val="19"/>
-              </w:rPr>
-              <w:t>附件上传与预览</w:t>
+                <w:b/>
+                <w:sz w:val="19"/>
+              </w:rPr>
+              <w:t>A 模块共 14 项功能</w:t>
             </w:r>
           </w:p>
         </w:tc>
@@ -3036,19 +3038,20 @@
           <w:tcPr>
             <w:tcW w:type="dxa" w:w="1474"/>
             <w:vAlign w:val="center"/>
-          </w:tcPr>
-          <w:p>
-            <w:pPr>
-              <w:spacing w:before="30" w:after="30" w:line="240" w:lineRule="auto"/>
-              <w:jc w:val="center"/>
-            </w:pPr>
-            <w:r>
-              <w:rPr>
-                <w:rFonts w:ascii="Times New Roman" w:hAnsi="Times New Roman" w:eastAsia="宋体"/>
-                <w:b w:val="0"/>
-                <w:sz w:val="19"/>
-              </w:rPr>
-              <w:t>全部角色</w:t>
+            <w:shd w:val="clear" w:fill="F2F7FB"/>
+          </w:tcPr>
+          <w:p>
+            <w:pPr>
+              <w:spacing w:before="30" w:after="30" w:line="240" w:lineRule="auto"/>
+              <w:jc w:val="center"/>
+            </w:pPr>
+            <w:r>
+              <w:rPr>
+                <w:rFonts w:ascii="Times New Roman" w:hAnsi="Times New Roman" w:eastAsia="宋体"/>
+                <w:b/>
+                <w:sz w:val="19"/>
+              </w:rPr>
+              <w:t>—</w:t>
             </w:r>
           </w:p>
         </w:tc>
@@ -3056,6 +3059,7 @@
           <w:tcPr>
             <w:tcW w:type="dxa" w:w="7087"/>
             <w:vAlign w:val="center"/>
+            <w:shd w:val="clear" w:fill="F2F7FB"/>
           </w:tcPr>
           <w:p>
             <w:pPr>
@@ -3065,10 +3069,10 @@
             <w:r>
               <w:rPr>
                 <w:rFonts w:ascii="Times New Roman" w:hAnsi="Times New Roman" w:eastAsia="宋体"/>
-                <w:b w:val="0"/>
-                <w:sz w:val="19"/>
-              </w:rPr>
-              <w:t>通用附件组件：点击选择或拖拽上传、多文件、类型与大小限制校验、上传进度、缩略图与文件信息展示、删除；图片类在线预览，文档类下载或在线预览；写信、补充材料、答复、制度文件等场景复用。</w:t>
+                <w:b/>
+                <w:sz w:val="19"/>
+              </w:rPr>
+              <w:t>—</w:t>
             </w:r>
           </w:p>
         </w:tc>
@@ -3076,19 +3080,20 @@
           <w:tcPr>
             <w:tcW w:type="dxa" w:w="794"/>
             <w:vAlign w:val="center"/>
-          </w:tcPr>
-          <w:p>
-            <w:pPr>
-              <w:spacing w:before="30" w:after="30" w:line="240" w:lineRule="auto"/>
-              <w:jc w:val="center"/>
-            </w:pPr>
-            <w:r>
-              <w:rPr>
-                <w:rFonts w:ascii="Times New Roman" w:hAnsi="Times New Roman" w:eastAsia="宋体"/>
-                <w:b w:val="0"/>
-                <w:sz w:val="19"/>
-              </w:rPr>
-              <w:t>P1</w:t>
+            <w:shd w:val="clear" w:fill="F2F7FB"/>
+          </w:tcPr>
+          <w:p>
+            <w:pPr>
+              <w:spacing w:before="30" w:after="30" w:line="240" w:lineRule="auto"/>
+              <w:jc w:val="center"/>
+            </w:pPr>
+            <w:r>
+              <w:rPr>
+                <w:rFonts w:ascii="Times New Roman" w:hAnsi="Times New Roman" w:eastAsia="宋体"/>
+                <w:b/>
+                <w:sz w:val="19"/>
+              </w:rPr>
+              <w:t>—</w:t>
             </w:r>
           </w:p>
         </w:tc>
@@ -3096,19 +3101,20 @@
           <w:tcPr>
             <w:tcW w:type="dxa" w:w="1361"/>
             <w:vAlign w:val="center"/>
-          </w:tcPr>
-          <w:p>
-            <w:pPr>
-              <w:spacing w:before="30" w:after="30" w:line="240" w:lineRule="auto"/>
-              <w:jc w:val="center"/>
-            </w:pPr>
-            <w:r>
-              <w:rPr>
-                <w:rFonts w:ascii="Times New Roman" w:hAnsi="Times New Roman" w:eastAsia="宋体"/>
-                <w:b w:val="0"/>
-                <w:sz w:val="19"/>
-              </w:rPr>
-              <w:t>PC+移动</w:t>
+            <w:shd w:val="clear" w:fill="F2F7FB"/>
+          </w:tcPr>
+          <w:p>
+            <w:pPr>
+              <w:spacing w:before="30" w:after="30" w:line="240" w:lineRule="auto"/>
+              <w:jc w:val="center"/>
+            </w:pPr>
+            <w:r>
+              <w:rPr>
+                <w:rFonts w:ascii="Times New Roman" w:hAnsi="Times New Roman" w:eastAsia="宋体"/>
+                <w:b/>
+                <w:sz w:val="19"/>
+              </w:rPr>
+              <w:t>—</w:t>
             </w:r>
           </w:p>
         </w:tc>
@@ -3116,28 +3122,6 @@
           <w:tcPr>
             <w:tcW w:type="dxa" w:w="1134"/>
             <w:vAlign w:val="center"/>
-          </w:tcPr>
-          <w:p>
-            <w:pPr>
-              <w:spacing w:before="30" w:after="30" w:line="240" w:lineRule="auto"/>
-              <w:jc w:val="center"/>
-            </w:pPr>
-            <w:r>
-              <w:rPr>
-                <w:rFonts w:ascii="Times New Roman" w:hAnsi="Times New Roman" w:eastAsia="宋体"/>
-                <w:b w:val="0"/>
-                <w:sz w:val="19"/>
-              </w:rPr>
-              <w:t>0.8</w:t>
-            </w:r>
-          </w:p>
-        </w:tc>
-      </w:tr>
-      <w:tr>
-        <w:tc>
-          <w:tcPr>
-            <w:tcW w:type="dxa" w:w="850"/>
-            <w:vAlign w:val="center"/>
             <w:shd w:val="clear" w:fill="F2F7FB"/>
           </w:tcPr>
           <w:p>
@@ -3151,133 +3135,7 @@
                 <w:b/>
                 <w:sz w:val="19"/>
               </w:rPr>
-              <w:t>小计</w:t>
-            </w:r>
-          </w:p>
-        </w:tc>
-        <w:tc>
-          <w:tcPr>
-            <w:tcW w:type="dxa" w:w="1701"/>
-            <w:vAlign w:val="center"/>
-            <w:shd w:val="clear" w:fill="F2F7FB"/>
-          </w:tcPr>
-          <w:p>
-            <w:pPr>
-              <w:spacing w:before="30" w:after="30" w:line="240" w:lineRule="auto"/>
-              <w:jc w:val="left"/>
-            </w:pPr>
-            <w:r>
-              <w:rPr>
-                <w:rFonts w:ascii="Times New Roman" w:hAnsi="Times New Roman" w:eastAsia="宋体"/>
-                <w:b/>
-                <w:sz w:val="19"/>
-              </w:rPr>
-              <w:t>A 模块共 15 项功能</w:t>
-            </w:r>
-          </w:p>
-        </w:tc>
-        <w:tc>
-          <w:tcPr>
-            <w:tcW w:type="dxa" w:w="1474"/>
-            <w:vAlign w:val="center"/>
-            <w:shd w:val="clear" w:fill="F2F7FB"/>
-          </w:tcPr>
-          <w:p>
-            <w:pPr>
-              <w:spacing w:before="30" w:after="30" w:line="240" w:lineRule="auto"/>
-              <w:jc w:val="center"/>
-            </w:pPr>
-            <w:r>
-              <w:rPr>
-                <w:rFonts w:ascii="Times New Roman" w:hAnsi="Times New Roman" w:eastAsia="宋体"/>
-                <w:b/>
-                <w:sz w:val="19"/>
-              </w:rPr>
-              <w:t>—</w:t>
-            </w:r>
-          </w:p>
-        </w:tc>
-        <w:tc>
-          <w:tcPr>
-            <w:tcW w:type="dxa" w:w="7087"/>
-            <w:vAlign w:val="center"/>
-            <w:shd w:val="clear" w:fill="F2F7FB"/>
-          </w:tcPr>
-          <w:p>
-            <w:pPr>
-              <w:spacing w:before="30" w:after="30" w:line="240" w:lineRule="auto"/>
-              <w:jc w:val="left"/>
-            </w:pPr>
-            <w:r>
-              <w:rPr>
-                <w:rFonts w:ascii="Times New Roman" w:hAnsi="Times New Roman" w:eastAsia="宋体"/>
-                <w:b/>
-                <w:sz w:val="19"/>
-              </w:rPr>
-              <w:t>—</w:t>
-            </w:r>
-          </w:p>
-        </w:tc>
-        <w:tc>
-          <w:tcPr>
-            <w:tcW w:type="dxa" w:w="794"/>
-            <w:vAlign w:val="center"/>
-            <w:shd w:val="clear" w:fill="F2F7FB"/>
-          </w:tcPr>
-          <w:p>
-            <w:pPr>
-              <w:spacing w:before="30" w:after="30" w:line="240" w:lineRule="auto"/>
-              <w:jc w:val="center"/>
-            </w:pPr>
-            <w:r>
-              <w:rPr>
-                <w:rFonts w:ascii="Times New Roman" w:hAnsi="Times New Roman" w:eastAsia="宋体"/>
-                <w:b/>
-                <w:sz w:val="19"/>
-              </w:rPr>
-              <w:t>—</w:t>
-            </w:r>
-          </w:p>
-        </w:tc>
-        <w:tc>
-          <w:tcPr>
-            <w:tcW w:type="dxa" w:w="1361"/>
-            <w:vAlign w:val="center"/>
-            <w:shd w:val="clear" w:fill="F2F7FB"/>
-          </w:tcPr>
-          <w:p>
-            <w:pPr>
-              <w:spacing w:before="30" w:after="30" w:line="240" w:lineRule="auto"/>
-              <w:jc w:val="center"/>
-            </w:pPr>
-            <w:r>
-              <w:rPr>
-                <w:rFonts w:ascii="Times New Roman" w:hAnsi="Times New Roman" w:eastAsia="宋体"/>
-                <w:b/>
-                <w:sz w:val="19"/>
-              </w:rPr>
-              <w:t>—</w:t>
-            </w:r>
-          </w:p>
-        </w:tc>
-        <w:tc>
-          <w:tcPr>
-            <w:tcW w:type="dxa" w:w="1134"/>
-            <w:vAlign w:val="center"/>
-            <w:shd w:val="clear" w:fill="F2F7FB"/>
-          </w:tcPr>
-          <w:p>
-            <w:pPr>
-              <w:spacing w:before="30" w:after="30" w:line="240" w:lineRule="auto"/>
-              <w:jc w:val="center"/>
-            </w:pPr>
-            <w:r>
-              <w:rPr>
-                <w:rFonts w:ascii="Times New Roman" w:hAnsi="Times New Roman" w:eastAsia="宋体"/>
-                <w:b/>
-                <w:sz w:val="19"/>
-              </w:rPr>
-              <w:t>14</w:t>
+              <w:t>13.2</w:t>
             </w:r>
           </w:p>
         </w:tc>
@@ -10906,7 +10764,7 @@
                 <w:b w:val="0"/>
                 <w:sz w:val="21"/>
               </w:rPr>
-              <w:t>15</w:t>
+              <w:t>14</w:t>
             </w:r>
           </w:p>
         </w:tc>
@@ -10926,7 +10784,7 @@
                 <w:b w:val="0"/>
                 <w:sz w:val="21"/>
               </w:rPr>
-              <w:t>14</w:t>
+              <w:t>13.2</w:t>
             </w:r>
           </w:p>
         </w:tc>
@@ -10946,7 +10804,7 @@
                 <w:b w:val="0"/>
                 <w:sz w:val="21"/>
               </w:rPr>
-              <w:t>19.9%</w:t>
+              <w:t>19.0%</w:t>
             </w:r>
           </w:p>
         </w:tc>
@@ -11110,7 +10968,7 @@
                 <w:b w:val="0"/>
                 <w:sz w:val="21"/>
               </w:rPr>
-              <w:t>12.5%</w:t>
+              <w:t>12.6%</w:t>
             </w:r>
           </w:p>
         </w:tc>
@@ -11192,7 +11050,7 @@
                 <w:b w:val="0"/>
                 <w:sz w:val="21"/>
               </w:rPr>
-              <w:t>24.4%</w:t>
+              <w:t>24.7%</w:t>
             </w:r>
           </w:p>
         </w:tc>
@@ -11274,7 +11132,7 @@
                 <w:b w:val="0"/>
                 <w:sz w:val="21"/>
               </w:rPr>
-              <w:t>9.1%</w:t>
+              <w:t>9.2%</w:t>
             </w:r>
           </w:p>
         </w:tc>
@@ -11356,7 +11214,7 @@
                 <w:b w:val="0"/>
                 <w:sz w:val="21"/>
               </w:rPr>
-              <w:t>14.2%</w:t>
+              <w:t>14.4%</w:t>
             </w:r>
           </w:p>
         </w:tc>
@@ -11400,7 +11258,7 @@
                 <w:b/>
                 <w:sz w:val="21"/>
               </w:rPr>
-              <w:t>47</w:t>
+              <w:t>46</w:t>
             </w:r>
           </w:p>
         </w:tc>
@@ -11421,7 +11279,7 @@
                 <w:b/>
                 <w:sz w:val="21"/>
               </w:rPr>
-              <w:t>60.4</w:t>
+              <w:t>59.6</w:t>
             </w:r>
           </w:p>
         </w:tc>
@@ -11442,7 +11300,7 @@
                 <w:b/>
                 <w:sz w:val="21"/>
               </w:rPr>
-              <w:t>85.8%</w:t>
+              <w:t>85.6%</w:t>
             </w:r>
           </w:p>
         </w:tc>
@@ -11524,7 +11382,7 @@
                 <w:b w:val="0"/>
                 <w:sz w:val="21"/>
               </w:rPr>
-              <w:t>14.2%</w:t>
+              <w:t>14.4%</w:t>
             </w:r>
           </w:p>
         </w:tc>
@@ -11568,7 +11426,7 @@
                 <w:b/>
                 <w:sz w:val="21"/>
               </w:rPr>
-              <w:t>52</w:t>
+              <w:t>51</w:t>
             </w:r>
           </w:p>
         </w:tc>
@@ -11589,7 +11447,7 @@
                 <w:b/>
                 <w:sz w:val="21"/>
               </w:rPr>
-              <w:t>70.4</w:t>
+              <w:t>69.6</w:t>
             </w:r>
           </w:p>
         </w:tc>
@@ -11833,7 +11691,7 @@
                 <w:b w:val="0"/>
                 <w:sz w:val="20"/>
               </w:rPr>
-              <w:t>16</w:t>
+              <w:t>15</w:t>
             </w:r>
           </w:p>
         </w:tc>
@@ -11853,7 +11711,7 @@
                 <w:b w:val="0"/>
                 <w:sz w:val="20"/>
               </w:rPr>
-              <w:t>14</w:t>
+              <w:t>13.2</w:t>
             </w:r>
           </w:p>
         </w:tc>
@@ -11873,7 +11731,7 @@
                 <w:b w:val="0"/>
                 <w:sz w:val="20"/>
               </w:rPr>
-              <w:t>23.2%</w:t>
+              <w:t>22.1%</w:t>
             </w:r>
           </w:p>
         </w:tc>
@@ -12077,7 +11935,7 @@
                 <w:b w:val="0"/>
                 <w:sz w:val="20"/>
               </w:rPr>
-              <w:t>9.3%</w:t>
+              <w:t>9.4%</w:t>
             </w:r>
           </w:p>
         </w:tc>
@@ -12179,7 +12037,7 @@
                 <w:b w:val="0"/>
                 <w:sz w:val="20"/>
               </w:rPr>
-              <w:t>2.6%</w:t>
+              <w:t>2.7%</w:t>
             </w:r>
           </w:p>
         </w:tc>
@@ -12281,7 +12139,7 @@
                 <w:b w:val="0"/>
                 <w:sz w:val="20"/>
               </w:rPr>
-              <w:t>53.6%</w:t>
+              <w:t>54.4%</w:t>
             </w:r>
           </w:p>
         </w:tc>
@@ -12549,7 +12407,7 @@
                 <w:b/>
                 <w:sz w:val="20"/>
               </w:rPr>
-              <w:t>47</w:t>
+              <w:t>46</w:t>
             </w:r>
           </w:p>
         </w:tc>
@@ -12570,7 +12428,7 @@
                 <w:b/>
                 <w:sz w:val="20"/>
               </w:rPr>
-              <w:t>60.4</w:t>
+              <w:t>59.6</w:t>
             </w:r>
           </w:p>
         </w:tc>
@@ -12832,7 +12690,7 @@
                 <w:b w:val="0"/>
                 <w:sz w:val="20"/>
               </w:rPr>
-              <w:t>2.8%</w:t>
+              <w:t>2.9%</w:t>
             </w:r>
           </w:p>
         </w:tc>
@@ -12914,7 +12772,7 @@
                 <w:b w:val="0"/>
                 <w:sz w:val="20"/>
               </w:rPr>
-              <w:t>2.8%</w:t>
+              <w:t>2.9%</w:t>
             </w:r>
           </w:p>
         </w:tc>
@@ -12976,7 +12834,7 @@
                 <w:b w:val="0"/>
                 <w:sz w:val="20"/>
               </w:rPr>
-              <w:t>26</w:t>
+              <w:t>25.2</w:t>
             </w:r>
           </w:p>
         </w:tc>
@@ -12996,7 +12854,7 @@
                 <w:b w:val="0"/>
                 <w:sz w:val="20"/>
               </w:rPr>
-              <w:t>36.9%</w:t>
+              <w:t>36.2%</w:t>
             </w:r>
           </w:p>
         </w:tc>
@@ -13078,7 +12936,7 @@
                 <w:b w:val="0"/>
                 <w:sz w:val="20"/>
               </w:rPr>
-              <w:t>34.1%</w:t>
+              <w:t>34.5%</w:t>
             </w:r>
           </w:p>
         </w:tc>
@@ -13160,7 +13018,7 @@
                 <w:b w:val="0"/>
                 <w:sz w:val="20"/>
               </w:rPr>
-              <w:t>14.8%</w:t>
+              <w:t>14.9%</w:t>
             </w:r>
           </w:p>
         </w:tc>
@@ -13242,7 +13100,7 @@
                 <w:b w:val="0"/>
                 <w:sz w:val="20"/>
               </w:rPr>
-              <w:t>2.8%</w:t>
+              <w:t>2.9%</w:t>
             </w:r>
           </w:p>
         </w:tc>
@@ -13324,7 +13182,7 @@
                 <w:b w:val="0"/>
                 <w:sz w:val="20"/>
               </w:rPr>
-              <w:t>2.8%</w:t>
+              <w:t>2.9%</w:t>
             </w:r>
           </w:p>
         </w:tc>
@@ -13406,7 +13264,7 @@
                 <w:b w:val="0"/>
                 <w:sz w:val="20"/>
               </w:rPr>
-              <w:t>2.8%</w:t>
+              <w:t>2.9%</w:t>
             </w:r>
           </w:p>
         </w:tc>
@@ -13470,7 +13328,7 @@
                 <w:b/>
                 <w:sz w:val="20"/>
               </w:rPr>
-              <w:t>70.4</w:t>
+              <w:t>69.6</w:t>
             </w:r>
           </w:p>
         </w:tc>
